--- a/TestWord_1/F_ТИПОВИЙ ДОГОВІР ПУБЛІЧНЕ СПОВІЩЕННЯ ПО КАБЕЛЮ.docx
+++ b/TestWord_1/F_ТИПОВИЙ ДОГОВІР ПУБЛІЧНЕ СПОВІЩЕННЯ ПО КАБЕЛЮ.docx
@@ -5,17 +5,6 @@
     <w:p>
       <w:pPr>
         <w:rPr>
-          <w:b w:val="0"/>
-          <w:color w:val="000000"/>
-          <w:sz w:val="16"/>
-          <w:szCs w:val="16"/>
-          <w:lang w:val="en-US"/>
-        </w:rPr>
-      </w:pPr>
-    </w:p>
-    <w:p>
-      <w:pPr>
-        <w:rPr>
           <w:sz w:val="18"/>
           <w:szCs w:val="18"/>
           <w:lang w:val="uk-UA"/>
@@ -96,8 +85,8 @@
       <w:sdt>
         <w:sdtPr>
           <w:rPr>
-            <w:sz w:val="20"/>
-            <w:szCs w:val="20"/>
+            <w:sz w:val="18"/>
+            <w:szCs w:val="18"/>
           </w:rPr>
           <w:alias w:val="docNumberC"/>
           <w:tag w:val="docNumberC"/>
@@ -109,6 +98,7 @@
           <w15:appearance w15:val="tags"/>
           <w:text/>
         </w:sdtPr>
+        <w:sdtEndPr/>
         <w:sdtContent>
           <w:r>
             <w:rPr>
@@ -167,8 +157,8 @@
             <w:sz w:val="20"/>
             <w:szCs w:val="20"/>
           </w:rPr>
-          <w:alias w:val="docDateC"/>
-          <w:tag w:val="docDateC"/>
+          <w:alias w:val="docDate"/>
+          <w:tag w:val="docDate"/>
           <w:id w:val="-1392730580"/>
           <w:placeholder>
             <w:docPart w:val="9FE62E7AC5F44AA29F9D94690E663469"/>
@@ -177,10 +167,12 @@
           <w15:appearance w15:val="tags"/>
           <w:text/>
         </w:sdtPr>
+        <w:sdtEndPr/>
         <w:sdtContent>
           <w:r>
             <w:rPr>
               <w:rStyle w:val="af2"/>
+              <w:lang w:val="uk-UA"/>
             </w:rPr>
             <w:t>Место для ввода текста.</w:t>
           </w:r>
@@ -199,38 +191,37 @@
       </w:r>
       <w:r>
         <w:rPr>
+          <w:bCs w:val="0"/>
+          <w:sz w:val="20"/>
+          <w:szCs w:val="20"/>
+          <w:lang w:val="uk-UA"/>
+        </w:rPr>
+        <w:t>р.</w:t>
+      </w:r>
+    </w:p>
+    <w:p>
+      <w:pPr>
+        <w:tabs>
+          <w:tab w:val="left" w:pos="9214"/>
+        </w:tabs>
+        <w:ind w:firstLine="540"/>
+        <w:jc w:val="both"/>
+        <w:rPr>
+          <w:b w:val="0"/>
+          <w:bCs w:val="0"/>
+          <w:sz w:val="22"/>
+          <w:szCs w:val="22"/>
+          <w:lang w:val="uk-UA"/>
+        </w:rPr>
+      </w:pPr>
+      <w:r>
+        <w:rPr>
           <w:b w:val="0"/>
           <w:bCs w:val="0"/>
           <w:sz w:val="20"/>
           <w:szCs w:val="20"/>
           <w:lang w:val="uk-UA"/>
         </w:rPr>
-        <w:t>р.</w:t>
-      </w:r>
-    </w:p>
-    <w:p>
-      <w:pPr>
-        <w:tabs>
-          <w:tab w:val="left" w:pos="9214"/>
-        </w:tabs>
-        <w:ind w:firstLine="540"/>
-        <w:jc w:val="both"/>
-        <w:rPr>
-          <w:b w:val="0"/>
-          <w:bCs w:val="0"/>
-          <w:sz w:val="22"/>
-          <w:szCs w:val="22"/>
-          <w:lang w:val="uk-UA"/>
-        </w:rPr>
-      </w:pPr>
-      <w:r>
-        <w:rPr>
-          <w:b w:val="0"/>
-          <w:bCs w:val="0"/>
-          <w:sz w:val="20"/>
-          <w:szCs w:val="20"/>
-          <w:lang w:val="uk-UA"/>
-        </w:rPr>
         <w:t xml:space="preserve"> </w:t>
       </w:r>
     </w:p>
@@ -351,6 +342,7 @@
       <w:sdt>
         <w:sdtPr>
           <w:rPr>
+            <w:b/>
             <w:bCs/>
             <w:sz w:val="22"/>
             <w:szCs w:val="22"/>
@@ -365,6 +357,7 @@
           <w15:appearance w15:val="tags"/>
           <w:text/>
         </w:sdtPr>
+        <w:sdtEndPr/>
         <w:sdtContent>
           <w:r>
             <w:rPr>
@@ -401,6 +394,7 @@
           <w15:appearance w15:val="tags"/>
           <w:text/>
         </w:sdtPr>
+        <w:sdtEndPr/>
         <w:sdtContent>
           <w:r>
             <w:rPr>
@@ -427,6 +421,16 @@
           <w:szCs w:val="22"/>
         </w:rPr>
         <w:t>(далі – Користувач)</w:t>
+      </w:r>
+      <w:r>
+        <w:rPr>
+          <w:b/>
+          <w:bCs/>
+          <w:sz w:val="22"/>
+          <w:szCs w:val="22"/>
+          <w:lang w:val="ru-RU"/>
+        </w:rPr>
+        <w:t xml:space="preserve">, </w:t>
       </w:r>
       <w:r>
         <w:rPr>
@@ -452,6 +456,7 @@
           <w15:appearance w15:val="tags"/>
           <w:text/>
         </w:sdtPr>
+        <w:sdtEndPr/>
         <w:sdtContent>
           <w:r>
             <w:rPr>
@@ -461,6 +466,15 @@
           </w:r>
         </w:sdtContent>
       </w:sdt>
+      <w:r>
+        <w:rPr>
+          <w:bCs/>
+          <w:sz w:val="22"/>
+          <w:szCs w:val="22"/>
+          <w:lang w:val="ru-RU"/>
+        </w:rPr>
+        <w:t xml:space="preserve"> </w:t>
+      </w:r>
       <w:sdt>
         <w:sdtPr>
           <w:rPr>
@@ -479,6 +493,7 @@
           <w15:appearance w15:val="tags"/>
           <w:text/>
         </w:sdtPr>
+        <w:sdtEndPr/>
         <w:sdtContent>
           <w:r>
             <w:rPr>
@@ -497,7 +512,7 @@
           <w:sz w:val="28"/>
           <w:szCs w:val="28"/>
         </w:rPr>
-        <w:t xml:space="preserve">, </w:t>
+        <w:t xml:space="preserve"> </w:t>
       </w:r>
       <w:sdt>
         <w:sdtPr>
@@ -516,6 +531,7 @@
           <w15:appearance w15:val="tags"/>
           <w:text/>
         </w:sdtPr>
+        <w:sdtEndPr/>
         <w:sdtContent>
           <w:r>
             <w:rPr>
@@ -525,6 +541,15 @@
           </w:r>
         </w:sdtContent>
       </w:sdt>
+      <w:r>
+        <w:rPr>
+          <w:bCs/>
+          <w:sz w:val="22"/>
+          <w:szCs w:val="22"/>
+          <w:lang w:val="ru-RU"/>
+        </w:rPr>
+        <w:t xml:space="preserve"> </w:t>
+      </w:r>
       <w:sdt>
         <w:sdtPr>
           <w:rPr>
@@ -543,6 +568,7 @@
           <w15:appearance w15:val="tags"/>
           <w:text/>
         </w:sdtPr>
+        <w:sdtEndPr/>
         <w:sdtContent>
           <w:r>
             <w:rPr>
@@ -556,12 +582,22 @@
       </w:sdt>
       <w:r>
         <w:rPr>
+          <w:b/>
+          <w:bCs/>
+          <w:sz w:val="22"/>
+          <w:szCs w:val="22"/>
+          <w:lang w:val="ru-RU"/>
+        </w:rPr>
+        <w:t xml:space="preserve">  </w:t>
+      </w:r>
+      <w:r>
+        <w:rPr>
           <w:rFonts w:ascii="Times New Roman CYR" w:hAnsi="Times New Roman CYR" w:cs="Times New Roman CYR"/>
           <w:bCs/>
           <w:sz w:val="22"/>
           <w:szCs w:val="22"/>
         </w:rPr>
-        <w:t>, з іншої сторони, що при подальшому згадуванні разом іменуються – Сторони, уклали даний Ліцензійний договір (далі – Договір) про наступне:</w:t>
+        <w:t>з іншої сторони, що при подальшому згадуванні разом іменуються – Сторони, уклали даний Ліцензійний договір (далі – Договір) про наступне:</w:t>
       </w:r>
     </w:p>
     <w:p>
@@ -1208,237 +1244,251 @@
         <w:t xml:space="preserve"> на території*</w:t>
       </w:r>
     </w:p>
-    <w:tbl>
-      <w:tblPr>
-        <w:tblW w:w="0" w:type="auto"/>
-        <w:tblInd w:w="108" w:type="dxa"/>
-        <w:tblBorders>
-          <w:top w:val="single" w:sz="4" w:space="0" w:color="auto"/>
-          <w:left w:val="single" w:sz="4" w:space="0" w:color="auto"/>
-          <w:bottom w:val="single" w:sz="4" w:space="0" w:color="auto"/>
-          <w:right w:val="single" w:sz="4" w:space="0" w:color="auto"/>
-          <w:insideH w:val="single" w:sz="4" w:space="0" w:color="auto"/>
-          <w:insideV w:val="single" w:sz="4" w:space="0" w:color="auto"/>
-        </w:tblBorders>
-        <w:tblLook w:val="01E0" w:firstRow="1" w:lastRow="1" w:firstColumn="1" w:lastColumn="1" w:noHBand="0" w:noVBand="0"/>
-      </w:tblPr>
-      <w:tblGrid>
-        <w:gridCol w:w="567"/>
-        <w:gridCol w:w="6548"/>
-        <w:gridCol w:w="3027"/>
-      </w:tblGrid>
-      <w:tr>
-        <w:trPr>
-          <w:trHeight w:val="461"/>
-        </w:trPr>
-        <w:tc>
-          <w:tcPr>
-            <w:tcW w:w="569" w:type="dxa"/>
-            <w:vAlign w:val="center"/>
-          </w:tcPr>
-          <w:p>
-            <w:pPr>
-              <w:pStyle w:val="a3"/>
-              <w:ind w:right="0"/>
-              <w:jc w:val="center"/>
-              <w:rPr>
-                <w:b/>
-                <w:bCs/>
-                <w:sz w:val="22"/>
-                <w:szCs w:val="22"/>
-                <w:highlight w:val="yellow"/>
-              </w:rPr>
-            </w:pPr>
-            <w:r>
-              <w:rPr>
-                <w:b/>
-                <w:bCs/>
-                <w:sz w:val="22"/>
-                <w:szCs w:val="22"/>
-                <w:highlight w:val="yellow"/>
-              </w:rPr>
-              <w:t>№ з/п</w:t>
-            </w:r>
-          </w:p>
-        </w:tc>
-        <w:tc>
-          <w:tcPr>
-            <w:tcW w:w="6631" w:type="dxa"/>
-            <w:vAlign w:val="center"/>
-          </w:tcPr>
-          <w:p>
-            <w:pPr>
-              <w:pStyle w:val="a3"/>
-              <w:ind w:left="-142" w:right="0" w:firstLine="142"/>
-              <w:jc w:val="center"/>
-              <w:rPr>
-                <w:b/>
-                <w:bCs/>
-                <w:sz w:val="22"/>
-                <w:szCs w:val="22"/>
-                <w:highlight w:val="yellow"/>
-              </w:rPr>
-            </w:pPr>
-            <w:r>
-              <w:rPr>
-                <w:b/>
-                <w:bCs/>
-                <w:sz w:val="22"/>
-                <w:szCs w:val="22"/>
-                <w:highlight w:val="yellow"/>
-              </w:rPr>
-              <w:t>Адміністративна одиниця</w:t>
-            </w:r>
-          </w:p>
-          <w:p>
-            <w:pPr>
-              <w:pStyle w:val="a3"/>
-              <w:ind w:left="-142" w:right="0" w:firstLine="142"/>
-              <w:jc w:val="center"/>
-              <w:rPr>
-                <w:b/>
-                <w:bCs/>
-                <w:sz w:val="22"/>
-                <w:szCs w:val="22"/>
-                <w:highlight w:val="yellow"/>
-              </w:rPr>
-            </w:pPr>
-            <w:r>
-              <w:rPr>
-                <w:b/>
-                <w:bCs/>
-                <w:sz w:val="22"/>
-                <w:szCs w:val="22"/>
-                <w:highlight w:val="yellow"/>
-              </w:rPr>
-              <w:t>(назва області, району</w:t>
-            </w:r>
-            <w:r>
-              <w:rPr>
-                <w:b/>
-                <w:bCs/>
-                <w:sz w:val="22"/>
-                <w:szCs w:val="22"/>
-                <w:highlight w:val="yellow"/>
-              </w:rPr>
-              <w:t xml:space="preserve"> на території України</w:t>
-            </w:r>
-            <w:r>
-              <w:rPr>
-                <w:b/>
-                <w:bCs/>
-                <w:sz w:val="22"/>
-                <w:szCs w:val="22"/>
-                <w:highlight w:val="yellow"/>
-              </w:rPr>
-              <w:t>)</w:t>
-            </w:r>
-          </w:p>
-        </w:tc>
-        <w:tc>
-          <w:tcPr>
-            <w:tcW w:w="3060" w:type="dxa"/>
-            <w:vAlign w:val="center"/>
-          </w:tcPr>
-          <w:p>
-            <w:pPr>
-              <w:pStyle w:val="a3"/>
-              <w:ind w:left="-142" w:right="0" w:firstLine="142"/>
-              <w:jc w:val="center"/>
-              <w:rPr>
-                <w:b/>
-                <w:bCs/>
-                <w:sz w:val="22"/>
-                <w:szCs w:val="22"/>
-                <w:highlight w:val="yellow"/>
-              </w:rPr>
-            </w:pPr>
-            <w:r>
-              <w:rPr>
-                <w:b/>
-                <w:bCs/>
-                <w:sz w:val="22"/>
-                <w:szCs w:val="22"/>
-                <w:highlight w:val="yellow"/>
-              </w:rPr>
-              <w:t>Кількість абонентів</w:t>
-            </w:r>
-          </w:p>
-        </w:tc>
-      </w:tr>
-      <w:tr>
-        <w:trPr>
-          <w:trHeight w:val="272"/>
-        </w:trPr>
-        <w:tc>
-          <w:tcPr>
-            <w:tcW w:w="569" w:type="dxa"/>
-            <w:vAlign w:val="center"/>
-          </w:tcPr>
-          <w:p>
-            <w:pPr>
-              <w:pStyle w:val="a3"/>
-              <w:ind w:right="0"/>
-              <w:jc w:val="center"/>
-              <w:rPr>
-                <w:b/>
-                <w:bCs/>
-                <w:sz w:val="22"/>
-                <w:szCs w:val="22"/>
-              </w:rPr>
-            </w:pPr>
-            <w:r>
-              <w:rPr>
-                <w:b/>
-                <w:bCs/>
-                <w:sz w:val="22"/>
-                <w:szCs w:val="22"/>
-                <w:highlight w:val="yellow"/>
-              </w:rPr>
-              <w:t>1</w:t>
-            </w:r>
-          </w:p>
-        </w:tc>
-        <w:tc>
-          <w:tcPr>
-            <w:tcW w:w="6631" w:type="dxa"/>
-            <w:vAlign w:val="center"/>
-          </w:tcPr>
-          <w:p>
-            <w:pPr>
-              <w:pStyle w:val="a3"/>
-              <w:ind w:left="-142" w:right="0" w:firstLine="142"/>
-              <w:jc w:val="center"/>
-              <w:rPr>
-                <w:b/>
-                <w:bCs/>
-                <w:sz w:val="22"/>
-                <w:szCs w:val="22"/>
-              </w:rPr>
-            </w:pPr>
-          </w:p>
-        </w:tc>
-        <w:tc>
-          <w:tcPr>
-            <w:tcW w:w="3060" w:type="dxa"/>
-            <w:vAlign w:val="center"/>
-          </w:tcPr>
-          <w:p>
-            <w:pPr>
-              <w:pStyle w:val="a3"/>
-              <w:ind w:left="-142" w:right="0" w:firstLine="142"/>
-              <w:jc w:val="center"/>
-              <w:rPr>
-                <w:b/>
-                <w:bCs/>
-                <w:sz w:val="22"/>
-                <w:szCs w:val="22"/>
-              </w:rPr>
-            </w:pPr>
-          </w:p>
-        </w:tc>
-      </w:tr>
-    </w:tbl>
+    <w:p>
+      <w:pPr>
+        <w:pStyle w:val="a3"/>
+        <w:ind w:right="0" w:firstLine="540"/>
+        <w:rPr>
+          <w:sz w:val="22"/>
+          <w:szCs w:val="22"/>
+        </w:rPr>
+      </w:pPr>
+    </w:p>
+    <w:sdt>
+      <w:sdtPr>
+        <w:rPr>
+          <w:sz w:val="22"/>
+          <w:szCs w:val="22"/>
+        </w:rPr>
+        <w:alias w:val="TablePL1"/>
+        <w:tag w:val="TablePL1"/>
+        <w:id w:val="-1560396419"/>
+        <w:placeholder>
+          <w:docPart w:val="DefaultPlaceholder_-1854013436"/>
+        </w:placeholder>
+        <w15:appearance w15:val="tags"/>
+        <w:docPartList>
+          <w:docPartGallery w:val="Tables"/>
+        </w:docPartList>
+      </w:sdtPr>
+      <w:sdtContent>
+        <w:p>
+          <w:pPr>
+            <w:pStyle w:val="a3"/>
+            <w:ind w:right="0" w:firstLine="540"/>
+            <w:rPr>
+              <w:sz w:val="22"/>
+              <w:szCs w:val="22"/>
+            </w:rPr>
+          </w:pPr>
+        </w:p>
+        <w:tbl>
+          <w:tblPr>
+            <w:tblW w:w="10519" w:type="dxa"/>
+            <w:tblInd w:w="108" w:type="dxa"/>
+            <w:tblBorders>
+              <w:top w:val="single" w:sz="4" w:space="0" w:color="auto"/>
+              <w:left w:val="single" w:sz="4" w:space="0" w:color="auto"/>
+              <w:bottom w:val="single" w:sz="4" w:space="0" w:color="auto"/>
+              <w:right w:val="single" w:sz="4" w:space="0" w:color="auto"/>
+              <w:insideH w:val="single" w:sz="4" w:space="0" w:color="auto"/>
+              <w:insideV w:val="single" w:sz="4" w:space="0" w:color="auto"/>
+            </w:tblBorders>
+            <w:tblLook w:val="01E0" w:firstRow="1" w:lastRow="1" w:firstColumn="1" w:lastColumn="1" w:noHBand="0" w:noVBand="0"/>
+          </w:tblPr>
+          <w:tblGrid>
+            <w:gridCol w:w="741"/>
+            <w:gridCol w:w="2548"/>
+            <w:gridCol w:w="4962"/>
+            <w:gridCol w:w="2268"/>
+          </w:tblGrid>
+          <w:tr>
+            <w:trPr>
+              <w:trHeight w:val="494"/>
+            </w:trPr>
+            <w:tc>
+              <w:tcPr>
+                <w:tcW w:w="741" w:type="dxa"/>
+                <w:tcBorders>
+                  <w:top w:val="single" w:sz="4" w:space="0" w:color="auto"/>
+                  <w:left w:val="single" w:sz="4" w:space="0" w:color="auto"/>
+                  <w:bottom w:val="single" w:sz="4" w:space="0" w:color="auto"/>
+                  <w:right w:val="single" w:sz="4" w:space="0" w:color="auto"/>
+                </w:tcBorders>
+                <w:vAlign w:val="center"/>
+                <w:hideMark/>
+              </w:tcPr>
+              <w:p>
+                <w:pPr>
+                  <w:pStyle w:val="a3"/>
+                  <w:ind w:right="-141"/>
+                  <w:rPr>
+                    <w:rFonts w:ascii="Verdana" w:hAnsi="Verdana" w:cs="Times New Roman CYR"/>
+                    <w:sz w:val="20"/>
+                    <w:szCs w:val="20"/>
+                  </w:rPr>
+                </w:pPr>
+                <w:r>
+                  <w:rPr>
+                    <w:rFonts w:ascii="Times New Roman CYR" w:hAnsi="Times New Roman CYR" w:cs="Times New Roman CYR"/>
+                    <w:b/>
+                    <w:bCs/>
+                    <w:sz w:val="20"/>
+                    <w:szCs w:val="20"/>
+                  </w:rPr>
+                  <w:t>№ з/п</w:t>
+                </w:r>
+              </w:p>
+            </w:tc>
+            <w:tc>
+              <w:tcPr>
+                <w:tcW w:w="2548" w:type="dxa"/>
+                <w:tcBorders>
+                  <w:top w:val="single" w:sz="4" w:space="0" w:color="auto"/>
+                  <w:left w:val="single" w:sz="4" w:space="0" w:color="auto"/>
+                  <w:bottom w:val="single" w:sz="4" w:space="0" w:color="auto"/>
+                  <w:right w:val="single" w:sz="4" w:space="0" w:color="auto"/>
+                </w:tcBorders>
+                <w:vAlign w:val="center"/>
+              </w:tcPr>
+              <w:p>
+                <w:pPr>
+                  <w:ind w:right="-141"/>
+                  <w:jc w:val="center"/>
+                  <w:rPr>
+                    <w:b w:val="0"/>
+                    <w:sz w:val="20"/>
+                    <w:szCs w:val="20"/>
+                    <w:lang w:val="uk-UA"/>
+                  </w:rPr>
+                </w:pPr>
+                <w:r>
+                  <w:rPr>
+                    <w:sz w:val="20"/>
+                    <w:szCs w:val="20"/>
+                    <w:lang w:val="uk-UA"/>
+                  </w:rPr>
+                  <w:t xml:space="preserve">Найменування </w:t>
+                </w:r>
+              </w:p>
+            </w:tc>
+            <w:tc>
+              <w:tcPr>
+                <w:tcW w:w="4962" w:type="dxa"/>
+                <w:tcBorders>
+                  <w:top w:val="single" w:sz="4" w:space="0" w:color="auto"/>
+                  <w:left w:val="single" w:sz="4" w:space="0" w:color="auto"/>
+                  <w:bottom w:val="single" w:sz="4" w:space="0" w:color="auto"/>
+                  <w:right w:val="single" w:sz="4" w:space="0" w:color="auto"/>
+                </w:tcBorders>
+                <w:vAlign w:val="center"/>
+                <w:hideMark/>
+              </w:tcPr>
+              <w:p>
+                <w:pPr>
+                  <w:pStyle w:val="a3"/>
+                  <w:ind w:left="-142" w:right="0" w:firstLine="142"/>
+                  <w:jc w:val="center"/>
+                  <w:rPr>
+                    <w:b/>
+                    <w:bCs/>
+                    <w:sz w:val="20"/>
+                    <w:szCs w:val="20"/>
+                  </w:rPr>
+                </w:pPr>
+                <w:r>
+                  <w:rPr>
+                    <w:b/>
+                    <w:bCs/>
+                    <w:sz w:val="20"/>
+                    <w:szCs w:val="20"/>
+                  </w:rPr>
+                  <w:t>Адміністративна одиниця</w:t>
+                </w:r>
+              </w:p>
+              <w:p>
+                <w:pPr>
+                  <w:ind w:right="-141"/>
+                  <w:jc w:val="center"/>
+                  <w:rPr>
+                    <w:rFonts w:ascii="Verdana" w:hAnsi="Verdana" w:cs="Times New Roman CYR"/>
+                    <w:b w:val="0"/>
+                    <w:sz w:val="20"/>
+                    <w:szCs w:val="20"/>
+                  </w:rPr>
+                </w:pPr>
+                <w:r>
+                  <w:rPr>
+                    <w:rFonts w:ascii="Times New Roman CYR" w:hAnsi="Times New Roman CYR" w:cs="Times New Roman CYR"/>
+                    <w:b w:val="0"/>
+                    <w:i/>
+                    <w:sz w:val="20"/>
+                    <w:szCs w:val="20"/>
+                    <w:lang w:val="uk-UA"/>
+                  </w:rPr>
+                  <w:t>(назва області, району на території України)</w:t>
+                </w:r>
+              </w:p>
+            </w:tc>
+            <w:tc>
+              <w:tcPr>
+                <w:tcW w:w="2268" w:type="dxa"/>
+                <w:tcBorders>
+                  <w:top w:val="single" w:sz="4" w:space="0" w:color="auto"/>
+                  <w:left w:val="single" w:sz="4" w:space="0" w:color="auto"/>
+                  <w:bottom w:val="single" w:sz="4" w:space="0" w:color="auto"/>
+                  <w:right w:val="single" w:sz="4" w:space="0" w:color="auto"/>
+                </w:tcBorders>
+                <w:vAlign w:val="center"/>
+                <w:hideMark/>
+              </w:tcPr>
+              <w:p>
+                <w:pPr>
+                  <w:pStyle w:val="a3"/>
+                  <w:ind w:right="-141"/>
+                  <w:jc w:val="center"/>
+                  <w:rPr>
+                    <w:rFonts w:ascii="Verdana" w:hAnsi="Verdana" w:cs="Times New Roman CYR"/>
+                    <w:b/>
+                    <w:sz w:val="20"/>
+                    <w:szCs w:val="20"/>
+                  </w:rPr>
+                </w:pPr>
+                <w:r>
+                  <w:rPr>
+                    <w:b/>
+                    <w:bCs/>
+                    <w:sz w:val="20"/>
+                    <w:szCs w:val="20"/>
+                  </w:rPr>
+                  <w:t>Кількість абонентів</w:t>
+                </w:r>
+              </w:p>
+            </w:tc>
+          </w:tr>
+        </w:tbl>
+        <w:p>
+          <w:pPr>
+            <w:pStyle w:val="a3"/>
+            <w:ind w:right="0" w:firstLine="540"/>
+            <w:rPr>
+              <w:sz w:val="22"/>
+              <w:szCs w:val="22"/>
+            </w:rPr>
+          </w:pPr>
+        </w:p>
+      </w:sdtContent>
+    </w:sdt>
+    <w:p>
+      <w:pPr>
+        <w:pStyle w:val="a3"/>
+        <w:ind w:right="0" w:firstLine="540"/>
+        <w:rPr>
+          <w:sz w:val="22"/>
+          <w:szCs w:val="22"/>
+        </w:rPr>
+      </w:pPr>
+    </w:p>
     <w:p>
       <w:pPr>
         <w:pStyle w:val="a3"/>
@@ -1656,8 +1706,8 @@
         <w:sdtPr>
           <w:rPr>
             <w:b/>
-            <w:sz w:val="20"/>
-            <w:szCs w:val="20"/>
+            <w:sz w:val="22"/>
+            <w:szCs w:val="22"/>
           </w:rPr>
           <w:alias w:val="prcntInc"/>
           <w:tag w:val="prcntInc"/>
@@ -1669,12 +1719,11 @@
           <w15:appearance w15:val="tags"/>
           <w:text/>
         </w:sdtPr>
+        <w:sdtEndPr/>
         <w:sdtContent>
           <w:r>
             <w:rPr>
               <w:rStyle w:val="af2"/>
-              <w:sz w:val="22"/>
-              <w:szCs w:val="22"/>
             </w:rPr>
             <w:t>Место для ввода текста.</w:t>
           </w:r>
@@ -1685,8 +1734,8 @@
       </w:r>
       <w:r>
         <w:rPr>
-          <w:sz w:val="20"/>
-          <w:szCs w:val="20"/>
+          <w:sz w:val="22"/>
+          <w:szCs w:val="22"/>
         </w:rPr>
         <w:t>(</w:t>
       </w:r>
@@ -1706,6 +1755,7 @@
           <w15:appearance w15:val="tags"/>
           <w:text/>
         </w:sdtPr>
+        <w:sdtEndPr/>
         <w:sdtContent>
           <w:r>
             <w:rPr>
@@ -1718,8 +1768,8 @@
       <w:bookmarkEnd w:id="2"/>
       <w:r>
         <w:rPr>
-          <w:sz w:val="20"/>
-          <w:szCs w:val="20"/>
+          <w:sz w:val="22"/>
+          <w:szCs w:val="22"/>
         </w:rPr>
         <w:t>)</w:t>
       </w:r>
@@ -1738,8 +1788,18 @@
           <w:bCs/>
           <w:sz w:val="22"/>
           <w:szCs w:val="22"/>
-        </w:rPr>
-        <w:t xml:space="preserve">відсотків </w:t>
+          <w:lang w:val="ru-RU"/>
+        </w:rPr>
+        <w:t>%</w:t>
+      </w:r>
+      <w:r>
+        <w:rPr>
+          <w:b/>
+          <w:bCs/>
+          <w:sz w:val="22"/>
+          <w:szCs w:val="22"/>
+        </w:rPr>
+        <w:t xml:space="preserve"> </w:t>
       </w:r>
       <w:r>
         <w:rPr>
@@ -1783,6 +1843,7 @@
           <w15:appearance w15:val="tags"/>
           <w:text/>
         </w:sdtPr>
+        <w:sdtEndPr/>
         <w:sdtContent>
           <w:r>
             <w:rPr>
@@ -1799,7 +1860,15 @@
           <w:sz w:val="20"/>
           <w:szCs w:val="20"/>
         </w:rPr>
-        <w:t xml:space="preserve"> (</w:t>
+        <w:t xml:space="preserve"> </w:t>
+      </w:r>
+      <w:r>
+        <w:rPr>
+          <w:bCs/>
+          <w:sz w:val="22"/>
+          <w:szCs w:val="22"/>
+        </w:rPr>
+        <w:t>(</w:t>
       </w:r>
       <w:sdt>
         <w:sdtPr>
@@ -1818,6 +1887,7 @@
           <w15:appearance w15:val="tags"/>
           <w:text/>
         </w:sdtPr>
+        <w:sdtEndPr/>
         <w:sdtContent>
           <w:r>
             <w:rPr>
@@ -1829,12 +1899,20 @@
       </w:sdt>
       <w:r>
         <w:rPr>
+          <w:bCs/>
+          <w:sz w:val="22"/>
+          <w:szCs w:val="22"/>
+        </w:rPr>
+        <w:t>)</w:t>
+      </w:r>
+      <w:r>
+        <w:rPr>
           <w:b/>
           <w:bCs/>
           <w:sz w:val="20"/>
           <w:szCs w:val="20"/>
         </w:rPr>
-        <w:t xml:space="preserve">) </w:t>
+        <w:t xml:space="preserve"> </w:t>
       </w:r>
       <w:r>
         <w:rPr>
@@ -1872,6 +1950,7 @@
           <w15:appearance w15:val="tags"/>
           <w:text/>
         </w:sdtPr>
+        <w:sdtEndPr/>
         <w:sdtContent>
           <w:r>
             <w:rPr>
@@ -1916,6 +1995,7 @@
           <w15:appearance w15:val="tags"/>
           <w:text/>
         </w:sdtPr>
+        <w:sdtEndPr/>
         <w:sdtContent>
           <w:r>
             <w:rPr>
@@ -2035,6 +2115,7 @@
           <w15:appearance w15:val="tags"/>
           <w:text/>
         </w:sdtPr>
+        <w:sdtEndPr/>
         <w:sdtContent>
           <w:r>
             <w:rPr>
@@ -2679,7 +2760,15 @@
           <w:sz w:val="22"/>
           <w:szCs w:val="22"/>
         </w:rPr>
-        <w:t xml:space="preserve">пеню у розмірі подвійної облікової ставки НБУ, що діяла у період, за який сплачується пеня, за кожен день затримки. При цьому  нарахування пені </w:t>
+        <w:t xml:space="preserve">пеню у розмірі подвійної </w:t>
+      </w:r>
+      <w:r>
+        <w:rPr>
+          <w:sz w:val="22"/>
+          <w:szCs w:val="22"/>
+        </w:rPr>
+        <w:lastRenderedPageBreak/>
+        <w:t xml:space="preserve">облікової ставки НБУ, що діяла у період, за який сплачується пеня, за кожен день затримки. При цьому  нарахування пені </w:t>
       </w:r>
       <w:r>
         <w:rPr>
@@ -2740,7 +2829,6 @@
           <w:sz w:val="22"/>
           <w:szCs w:val="22"/>
         </w:rPr>
-        <w:lastRenderedPageBreak/>
         <w:t xml:space="preserve">2.8. </w:t>
       </w:r>
       <w:r>
@@ -3561,6 +3649,7 @@
           <w:sz w:val="22"/>
           <w:szCs w:val="22"/>
         </w:rPr>
+        <w:lastRenderedPageBreak/>
         <w:t xml:space="preserve">3.7. </w:t>
       </w:r>
       <w:r>
@@ -3620,7 +3709,6 @@
           <w:sz w:val="22"/>
           <w:szCs w:val="22"/>
         </w:rPr>
-        <w:lastRenderedPageBreak/>
         <w:t xml:space="preserve">3.8. У відповідності до діючого законодавства України Користувач не має права публічно </w:t>
       </w:r>
       <w:proofErr w:type="spellStart"/>
@@ -3942,11 +4030,173 @@
             <w:sz w:val="22"/>
             <w:szCs w:val="22"/>
           </w:rPr>
-          <w:alias w:val="docDateBeginC"/>
-          <w:tag w:val="docDateBeginC"/>
+          <w:alias w:val="docDateBegin"/>
+          <w:tag w:val="docDateBegin"/>
           <w:id w:val="-954788700"/>
           <w:placeholder>
             <w:docPart w:val="CD2A82599E8246E29787B3ABC1AAFA4A"/>
+          </w:placeholder>
+          <w:showingPlcHdr/>
+          <w15:appearance w15:val="tags"/>
+          <w:text/>
+        </w:sdtPr>
+        <w:sdtEndPr/>
+        <w:sdtContent>
+          <w:r>
+            <w:rPr>
+              <w:rStyle w:val="af2"/>
+            </w:rPr>
+            <w:t>Место для ввода текста.</w:t>
+          </w:r>
+        </w:sdtContent>
+      </w:sdt>
+      <w:r>
+        <w:rPr>
+          <w:b/>
+          <w:sz w:val="20"/>
+          <w:szCs w:val="20"/>
+        </w:rPr>
+        <w:t xml:space="preserve"> </w:t>
+      </w:r>
+      <w:r>
+        <w:rPr>
+          <w:b/>
+          <w:bCs/>
+          <w:sz w:val="22"/>
+          <w:szCs w:val="22"/>
+        </w:rPr>
+        <w:t xml:space="preserve">року </w:t>
+      </w:r>
+      <w:r>
+        <w:rPr>
+          <w:bCs/>
+          <w:sz w:val="22"/>
+          <w:szCs w:val="22"/>
+        </w:rPr>
+        <w:t>і діє до</w:t>
+      </w:r>
+      <w:r>
+        <w:rPr>
+          <w:b/>
+          <w:bCs/>
+          <w:sz w:val="20"/>
+          <w:szCs w:val="20"/>
+        </w:rPr>
+        <w:t xml:space="preserve">  </w:t>
+      </w:r>
+      <w:bookmarkStart w:id="7" w:name="_Hlk3207534"/>
+      <w:sdt>
+        <w:sdtPr>
+          <w:rPr>
+            <w:b/>
+            <w:sz w:val="22"/>
+            <w:szCs w:val="22"/>
+          </w:rPr>
+          <w:alias w:val="docDateEnd"/>
+          <w:tag w:val="docDateEnd"/>
+          <w:id w:val="1553884469"/>
+          <w:placeholder>
+            <w:docPart w:val="CD2A82599E8246E29787B3ABC1AAFA4A"/>
+          </w:placeholder>
+          <w:showingPlcHdr/>
+          <w15:appearance w15:val="tags"/>
+          <w:text/>
+        </w:sdtPr>
+        <w:sdtEndPr/>
+        <w:sdtContent>
+          <w:r>
+            <w:rPr>
+              <w:rStyle w:val="af2"/>
+            </w:rPr>
+            <w:t>Место для ввода текста.</w:t>
+          </w:r>
+        </w:sdtContent>
+      </w:sdt>
+      <w:bookmarkEnd w:id="6"/>
+      <w:bookmarkEnd w:id="7"/>
+      <w:r>
+        <w:rPr>
+          <w:b/>
+          <w:sz w:val="20"/>
+          <w:szCs w:val="20"/>
+        </w:rPr>
+        <w:t xml:space="preserve"> </w:t>
+      </w:r>
+      <w:r>
+        <w:rPr>
+          <w:b/>
+          <w:sz w:val="22"/>
+          <w:szCs w:val="22"/>
+        </w:rPr>
+        <w:t>року</w:t>
+      </w:r>
+      <w:r>
+        <w:rPr>
+          <w:sz w:val="22"/>
+          <w:szCs w:val="22"/>
+        </w:rPr>
+        <w:t xml:space="preserve">; при цьому, всі зобов’язання Користувача, що виникли під час дії даного Договору, залишаються в силі до їх повного виконання. </w:t>
+      </w:r>
+    </w:p>
+    <w:p>
+      <w:pPr>
+        <w:pStyle w:val="a3"/>
+        <w:ind w:right="0" w:firstLine="426"/>
+        <w:rPr>
+          <w:sz w:val="22"/>
+          <w:szCs w:val="22"/>
+        </w:rPr>
+      </w:pPr>
+      <w:r>
+        <w:rPr>
+          <w:sz w:val="22"/>
+          <w:szCs w:val="22"/>
+        </w:rPr>
+        <w:t xml:space="preserve">5.2. </w:t>
+      </w:r>
+      <w:r>
+        <w:rPr>
+          <w:sz w:val="22"/>
+          <w:szCs w:val="22"/>
+        </w:rPr>
+        <w:t>Дія даного Договору автоматично продовжується строком на 1 рік з одночасним підвищенням розміру мінімального платежу авторської винагороди</w:t>
+      </w:r>
+      <w:r>
+        <w:rPr>
+          <w:sz w:val="22"/>
+          <w:szCs w:val="22"/>
+          <w:lang w:val="ru-RU"/>
+        </w:rPr>
+        <w:t xml:space="preserve"> </w:t>
+      </w:r>
+      <w:r>
+        <w:rPr>
+          <w:sz w:val="22"/>
+          <w:szCs w:val="22"/>
+        </w:rPr>
+        <w:t xml:space="preserve">за попередній рік на </w:t>
+      </w:r>
+      <w:r>
+        <w:rPr>
+          <w:sz w:val="22"/>
+          <w:szCs w:val="22"/>
+          <w:lang w:val="ru-RU"/>
+        </w:rPr>
+        <w:t xml:space="preserve"> </w:t>
+      </w:r>
+      <w:bookmarkStart w:id="8" w:name="_Hlk4080784"/>
+      <w:sdt>
+        <w:sdtPr>
+          <w:rPr>
+            <w:b/>
+            <w:sz w:val="22"/>
+            <w:szCs w:val="22"/>
+          </w:rPr>
+          <w:alias w:val="prcntPrl"/>
+          <w:tag w:val="prcntPrl"/>
+          <w:id w:val="973418347"/>
+          <w:placeholder>
+            <w:docPart w:val="FCA3C1AAD83344E2A8F91EF1B32FC467"/>
           </w:placeholder>
           <w:showingPlcHdr/>
           <w15:appearance w15:val="tags"/>
@@ -3963,51 +4213,22 @@
       </w:sdt>
       <w:r>
         <w:rPr>
-          <w:b/>
           <w:sz w:val="20"/>
           <w:szCs w:val="20"/>
         </w:rPr>
-        <w:t xml:space="preserve"> </w:t>
-      </w:r>
-      <w:r>
-        <w:rPr>
-          <w:b/>
-          <w:bCs/>
-          <w:sz w:val="22"/>
-          <w:szCs w:val="22"/>
-        </w:rPr>
-        <w:t xml:space="preserve">року </w:t>
-      </w:r>
-      <w:r>
-        <w:rPr>
-          <w:bCs/>
-          <w:sz w:val="22"/>
-          <w:szCs w:val="22"/>
-        </w:rPr>
-        <w:t>і діє до</w:t>
-      </w:r>
-      <w:r>
-        <w:rPr>
-          <w:b/>
-          <w:bCs/>
-          <w:sz w:val="20"/>
-          <w:szCs w:val="20"/>
-        </w:rPr>
-        <w:t xml:space="preserve">  </w:t>
-      </w:r>
-      <w:bookmarkStart w:id="7" w:name="_Hlk3207534"/>
+        <w:t xml:space="preserve"> (</w:t>
+      </w:r>
       <w:sdt>
         <w:sdtPr>
           <w:rPr>
-            <w:b/>
             <w:sz w:val="22"/>
             <w:szCs w:val="22"/>
           </w:rPr>
-          <w:alias w:val="docDateEndC"/>
-          <w:tag w:val="docDateEndC"/>
-          <w:id w:val="1553884469"/>
+          <w:alias w:val="prcntPrlText"/>
+          <w:tag w:val="prcntPrlText"/>
+          <w:id w:val="-492410048"/>
           <w:placeholder>
-            <w:docPart w:val="CD2A82599E8246E29787B3ABC1AAFA4A"/>
+            <w:docPart w:val="FCA3C1AAD83344E2A8F91EF1B32FC467"/>
           </w:placeholder>
           <w:showingPlcHdr/>
           <w15:appearance w15:val="tags"/>
@@ -4022,22 +4243,36 @@
           </w:r>
         </w:sdtContent>
       </w:sdt>
-      <w:bookmarkEnd w:id="6"/>
-      <w:bookmarkEnd w:id="7"/>
-      <w:r>
-        <w:rPr>
-          <w:b/>
+      <w:r>
+        <w:rPr>
           <w:sz w:val="20"/>
           <w:szCs w:val="20"/>
         </w:rPr>
+        <w:t>)</w:t>
+      </w:r>
+      <w:bookmarkEnd w:id="8"/>
+      <w:r>
+        <w:rPr>
+          <w:sz w:val="22"/>
+          <w:szCs w:val="22"/>
+          <w:lang w:val="ru-RU"/>
+        </w:rPr>
         <w:t xml:space="preserve"> </w:t>
       </w:r>
       <w:r>
         <w:rPr>
-          <w:sz w:val="22"/>
-          <w:szCs w:val="22"/>
-        </w:rPr>
-        <w:t xml:space="preserve">року; при цьому, всі зобов’язання Користувача, що виникли під час дії даного Договору, залишаються в силі до їх повного виконання. </w:t>
+          <w:b/>
+          <w:sz w:val="22"/>
+          <w:szCs w:val="22"/>
+        </w:rPr>
+        <w:t>%</w:t>
+      </w:r>
+      <w:r>
+        <w:rPr>
+          <w:sz w:val="22"/>
+          <w:szCs w:val="22"/>
+        </w:rPr>
+        <w:t>, - і так із року в рік.</w:t>
       </w:r>
     </w:p>
     <w:p>
@@ -4053,34 +4288,8 @@
         <w:rPr>
           <w:sz w:val="22"/>
           <w:szCs w:val="22"/>
-          <w:highlight w:val="yellow"/>
-        </w:rPr>
-        <w:t xml:space="preserve">5.2. </w:t>
-      </w:r>
-      <w:r>
-        <w:rPr>
-          <w:sz w:val="22"/>
-          <w:szCs w:val="22"/>
-          <w:highlight w:val="yellow"/>
-        </w:rPr>
-        <w:t>Дія даного Договору автоматично продовжується строком на 1 рік з одночасним підвищенням розміру мінімального платежу авторської винагороди</w:t>
-      </w:r>
-      <w:r>
-        <w:rPr>
-          <w:sz w:val="22"/>
-          <w:szCs w:val="22"/>
-          <w:highlight w:val="yellow"/>
-          <w:lang w:val="ru-RU"/>
-        </w:rPr>
-        <w:t xml:space="preserve"> </w:t>
-      </w:r>
-      <w:r>
-        <w:rPr>
-          <w:sz w:val="22"/>
-          <w:szCs w:val="22"/>
-          <w:highlight w:val="yellow"/>
-        </w:rPr>
-        <w:t>за попередній рік на ____ (_____________) %, - і так із року в рік.</w:t>
+        </w:rPr>
+        <w:t>5.3. Даний Договір може бути достроково розірваним за домовленістю Сторін у випадку припинення  Користувачем публічного сповіщення творів з каталогу ГО УААСП шляхом підписання додаткової угоди. При цьому, Користувач повинен додатково направити ГО УААСП офіційні документи, які підтверджують обставини, згідно з якими Користувач припиняє публічне сповіщення творів з каталогу ГО УААСП.</w:t>
       </w:r>
     </w:p>
     <w:p>
@@ -4097,7 +4306,16 @@
           <w:sz w:val="22"/>
           <w:szCs w:val="22"/>
         </w:rPr>
-        <w:t>5.3. Даний Договір може бути достроково розірваним за домовленістю Сторін у випадку припинення  Користувачем публічного сповіщення творів з каталогу ГО УААСП шляхом підписання додаткової угоди. При цьому, Користувач повинен додатково направити ГО УААСП офіційні документи, які підтверджують обставини, згідно з якими Користувач припиняє публічне сповіщення творів з каталогу ГО УААСП.</w:t>
+        <w:t>5.4. ГО УААСП має право розірвати даний Договір в односторонньому порядку, про що ГО УААСП зобов’язується письмово повідомити Ко</w:t>
+      </w:r>
+      <w:bookmarkStart w:id="9" w:name="_GoBack"/>
+      <w:bookmarkEnd w:id="9"/>
+      <w:r>
+        <w:rPr>
+          <w:sz w:val="22"/>
+          <w:szCs w:val="22"/>
+        </w:rPr>
+        <w:t>ристувача, шляхом надсилання рекомендованого листа або рекомендованого листа з повідомленням про вручення (на вибір ГО УААСП) на юридичну або поштову адресу Користувача не пізніше, ніж за 30 (тридцять) календарних днів до дати, з якої Договір підлягає розірванню, при цьому, всі зобов’язання Користувача, що виникли під час дії даного Договору, залишаються в силі до їх повного виконання. Договір вважається розірваним з дати, вказаної ГО УААСП у письмовому повідомленні, надісланому згідно вищевказаних умов.</w:t>
       </w:r>
     </w:p>
     <w:p>
@@ -4105,24 +4323,7 @@
         <w:pStyle w:val="a3"/>
         <w:ind w:right="0" w:firstLine="426"/>
         <w:rPr>
-          <w:sz w:val="22"/>
-          <w:szCs w:val="22"/>
-        </w:rPr>
-      </w:pPr>
-      <w:r>
-        <w:rPr>
-          <w:sz w:val="22"/>
-          <w:szCs w:val="22"/>
-        </w:rPr>
-        <w:t>5.4. ГО УААСП має право розірвати даний Договір в односторонньому порядку, про що ГО УААСП зобов’язується письмово повідомити Користувача, шляхом надсилання рекомендованого листа або рекомендованого листа з повідомленням про вручення (на вибір ГО УААСП) на юридичну або поштову адресу Користувача не пізніше, ніж за 30 (тридцять) календарних днів до дати, з якої Договір підлягає розірванню, при цьому, всі зобов’язання Користувача, що виникли під час дії даного Договору, залишаються в силі до їх повного виконання. Договір вважається розірваним з дати, вказаної ГО УААСП у письмовому повідомленні, надісланому згідно вищевказаних умов.</w:t>
-      </w:r>
-    </w:p>
-    <w:p>
-      <w:pPr>
-        <w:pStyle w:val="a3"/>
-        <w:ind w:right="0" w:firstLine="426"/>
-        <w:rPr>
-          <w:rFonts w:ascii="inherit" w:hAnsi="inherit"/>
+          <w:rFonts w:ascii="inherit" w:hAnsi="inherit" w:hint="eastAsia"/>
           <w:sz w:val="22"/>
           <w:szCs w:val="22"/>
         </w:rPr>
@@ -4219,7 +4420,7 @@
           <w:sz w:val="22"/>
           <w:szCs w:val="22"/>
         </w:rPr>
-        <w:t xml:space="preserve">Сторони звільняються від відповідальності за часткове чи повне невиконання зобов’язань за цим Договором, якщо це сталося за обставин, незалежних від волі Сторін і які виникли після підписання цього Договору, внаслідок подій непереборної сили (пожежа, повінь, землетрус, та інші стихійні лиха, набрання чинності законами та іншими нормативно-правовими актами органів державної влади), на які Сторони не могли вплинути чи їх передбачити. Строк виконання зобов’язань за даним договором подовжується на час дії </w:t>
+        <w:t xml:space="preserve">Сторони звільняються від відповідальності за часткове чи повне невиконання зобов’язань за цим Договором, якщо це сталося за обставин, незалежних від волі Сторін і які виникли після підписання цього </w:t>
       </w:r>
       <w:r>
         <w:rPr>
@@ -4227,7 +4428,7 @@
           <w:szCs w:val="22"/>
         </w:rPr>
         <w:lastRenderedPageBreak/>
-        <w:t>таких обставин. Обставини непереборної сили мають засвідчуватись відповідним документом, що виданий Торгово-промисловою палатою України.</w:t>
+        <w:t>Договору, внаслідок подій непереборної сили (пожежа, повінь, землетрус, та інші стихійні лиха, набрання чинності законами та іншими нормативно-правовими актами органів державної влади), на які Сторони не могли вплинути чи їх передбачити. Строк виконання зобов’язань за даним договором подовжується на час дії таких обставин. Обставини непереборної сили мають засвідчуватись відповідним документом, що виданий Торгово-промисловою палатою України.</w:t>
       </w:r>
     </w:p>
     <w:p>
@@ -4267,30 +4468,6 @@
           <w:iCs/>
           <w:sz w:val="22"/>
           <w:szCs w:val="22"/>
-        </w:rPr>
-      </w:pPr>
-    </w:p>
-    <w:p>
-      <w:pPr>
-        <w:pStyle w:val="a3"/>
-        <w:ind w:right="0" w:firstLine="720"/>
-        <w:rPr>
-          <w:i/>
-          <w:iCs/>
-          <w:sz w:val="22"/>
-          <w:szCs w:val="22"/>
-        </w:rPr>
-      </w:pPr>
-    </w:p>
-    <w:p>
-      <w:pPr>
-        <w:pStyle w:val="a3"/>
-        <w:ind w:right="0" w:firstLine="720"/>
-        <w:rPr>
-          <w:i/>
-          <w:iCs/>
-          <w:sz w:val="20"/>
-          <w:szCs w:val="20"/>
         </w:rPr>
       </w:pPr>
     </w:p>
@@ -4731,7 +4908,16 @@
           <w:sz w:val="22"/>
           <w:szCs w:val="22"/>
         </w:rPr>
-        <w:t>Відсутність вказаного повідомлення про припинення публічного сповіщення творів є фактичним підтвердженням того, що Користувач продовжує використання творів та готовий виконувати зобов'язання за цим Договором щодо виплати авторської винагороди та надання звітної документації. Договір є припиненим, в тому числі тимчасово призупинений, у випадку підписання Сторонами додаткової угоди до даного Договору.</w:t>
+        <w:t xml:space="preserve">Відсутність вказаного повідомлення про припинення публічного сповіщення творів є фактичним підтвердженням того, що Користувач продовжує використання творів та готовий виконувати зобов'язання за цим Договором щодо виплати авторської винагороди та надання звітної документації. Договір є припиненим, </w:t>
+      </w:r>
+      <w:r>
+        <w:rPr>
+          <w:rFonts w:ascii="inherit" w:hAnsi="inherit"/>
+          <w:sz w:val="22"/>
+          <w:szCs w:val="22"/>
+        </w:rPr>
+        <w:lastRenderedPageBreak/>
+        <w:t>в тому числі тимчасово призупинений, у випадку підписання Сторонами додаткової угоди до даного Договору.</w:t>
       </w:r>
     </w:p>
     <w:p>
@@ -4748,7 +4934,6 @@
           <w:sz w:val="22"/>
           <w:szCs w:val="22"/>
         </w:rPr>
-        <w:lastRenderedPageBreak/>
         <w:t xml:space="preserve">      8.7. Користувач розуміє та погоджується, що у випадку публічного виконання творів під час гастрольних, концертно-видовищних заходів, організованих Користувачем, Користувач має попередньо забезпечити підписання окремого відповідного виду ліцензійного договору для отримання необхідного обсягу прав.</w:t>
       </w:r>
     </w:p>
@@ -5007,12 +5192,6 @@
         <w:gridCol w:w="5255"/>
       </w:tblGrid>
       <w:tr>
-        <w:tblPrEx>
-          <w:tblCellMar>
-            <w:top w:w="0" w:type="dxa"/>
-            <w:bottom w:w="0" w:type="dxa"/>
-          </w:tblCellMar>
-        </w:tblPrEx>
         <w:trPr>
           <w:trHeight w:val="255"/>
         </w:trPr>
@@ -5120,12 +5299,6 @@
         </w:tc>
       </w:tr>
       <w:tr>
-        <w:tblPrEx>
-          <w:tblCellMar>
-            <w:top w:w="0" w:type="dxa"/>
-            <w:bottom w:w="0" w:type="dxa"/>
-          </w:tblCellMar>
-        </w:tblPrEx>
         <w:trPr>
           <w:trHeight w:val="3952"/>
         </w:trPr>
@@ -5806,8 +5979,20 @@
               <w:jc w:val="center"/>
               <w:rPr>
                 <w:bCs w:val="0"/>
-                <w:sz w:val="16"/>
-                <w:szCs w:val="16"/>
+                <w:sz w:val="20"/>
+                <w:szCs w:val="20"/>
+                <w:lang w:val="uk-UA"/>
+              </w:rPr>
+            </w:pPr>
+          </w:p>
+          <w:p>
+            <w:pPr>
+              <w:ind w:right="-108"/>
+              <w:jc w:val="center"/>
+              <w:rPr>
+                <w:bCs w:val="0"/>
+                <w:sz w:val="20"/>
+                <w:szCs w:val="20"/>
                 <w:lang w:val="uk-UA"/>
               </w:rPr>
             </w:pPr>
@@ -5815,8 +6000,8 @@
               <w:sdtPr>
                 <w:rPr>
                   <w:bCs w:val="0"/>
-                  <w:sz w:val="16"/>
-                  <w:szCs w:val="16"/>
+                  <w:sz w:val="20"/>
+                  <w:szCs w:val="20"/>
                   <w:lang w:val="uk-UA"/>
                 </w:rPr>
                 <w:alias w:val="CstName"/>
@@ -5829,6 +6014,7 @@
                 <w15:appearance w15:val="tags"/>
                 <w:text/>
               </w:sdtPr>
+              <w:sdtEndPr/>
               <w:sdtContent>
                 <w:r>
                   <w:rPr>
@@ -5844,15 +6030,15 @@
               <w:ind w:right="-108"/>
               <w:rPr>
                 <w:b w:val="0"/>
-                <w:sz w:val="16"/>
-                <w:szCs w:val="16"/>
+                <w:sz w:val="20"/>
+                <w:szCs w:val="20"/>
                 <w:lang w:val="uk-UA"/>
               </w:rPr>
             </w:pPr>
             <w:r>
               <w:rPr>
-                <w:sz w:val="16"/>
-                <w:szCs w:val="16"/>
+                <w:sz w:val="20"/>
+                <w:szCs w:val="20"/>
                 <w:lang w:val="uk-UA"/>
               </w:rPr>
               <w:t xml:space="preserve"> </w:t>
@@ -5862,15 +6048,15 @@
             <w:pPr>
               <w:ind w:right="-108"/>
               <w:rPr>
-                <w:sz w:val="16"/>
-                <w:szCs w:val="16"/>
+                <w:sz w:val="20"/>
+                <w:szCs w:val="20"/>
                 <w:lang w:val="uk-UA"/>
               </w:rPr>
             </w:pPr>
             <w:r>
               <w:rPr>
-                <w:sz w:val="16"/>
-                <w:szCs w:val="16"/>
+                <w:sz w:val="20"/>
+                <w:szCs w:val="20"/>
                 <w:lang w:val="uk-UA"/>
               </w:rPr>
               <w:t xml:space="preserve">Юридична адреса: </w:t>
@@ -5879,8 +6065,8 @@
               <w:sdtPr>
                 <w:rPr>
                   <w:b w:val="0"/>
-                  <w:sz w:val="16"/>
-                  <w:szCs w:val="16"/>
+                  <w:sz w:val="20"/>
+                  <w:szCs w:val="20"/>
                   <w:lang w:val="uk-UA"/>
                 </w:rPr>
                 <w:alias w:val="CstLegalAddress"/>
@@ -5893,6 +6079,7 @@
                 <w15:appearance w15:val="tags"/>
                 <w:text/>
               </w:sdtPr>
+              <w:sdtEndPr/>
               <w:sdtContent>
                 <w:r>
                   <w:rPr>
@@ -5908,15 +6095,15 @@
               <w:ind w:right="-108"/>
               <w:rPr>
                 <w:b w:val="0"/>
-                <w:sz w:val="16"/>
-                <w:szCs w:val="16"/>
+                <w:sz w:val="20"/>
+                <w:szCs w:val="20"/>
                 <w:lang w:val="uk-UA"/>
               </w:rPr>
             </w:pPr>
             <w:r>
               <w:rPr>
-                <w:sz w:val="16"/>
-                <w:szCs w:val="16"/>
+                <w:sz w:val="20"/>
+                <w:szCs w:val="20"/>
                 <w:lang w:val="uk-UA"/>
               </w:rPr>
               <w:t xml:space="preserve">Фактична адреса: </w:t>
@@ -5925,8 +6112,8 @@
               <w:sdtPr>
                 <w:rPr>
                   <w:b w:val="0"/>
-                  <w:sz w:val="16"/>
-                  <w:szCs w:val="16"/>
+                  <w:sz w:val="20"/>
+                  <w:szCs w:val="20"/>
                   <w:lang w:val="uk-UA"/>
                 </w:rPr>
                 <w:alias w:val="CstResidentialAddress"/>
@@ -5939,6 +6126,7 @@
                 <w15:appearance w15:val="tags"/>
                 <w:text/>
               </w:sdtPr>
+              <w:sdtEndPr/>
               <w:sdtContent>
                 <w:r>
                   <w:rPr>
@@ -5954,15 +6142,15 @@
               <w:ind w:right="-108"/>
               <w:rPr>
                 <w:b w:val="0"/>
-                <w:sz w:val="16"/>
-                <w:szCs w:val="16"/>
+                <w:sz w:val="20"/>
+                <w:szCs w:val="20"/>
                 <w:lang w:val="uk-UA"/>
               </w:rPr>
             </w:pPr>
             <w:r>
               <w:rPr>
-                <w:sz w:val="16"/>
-                <w:szCs w:val="16"/>
+                <w:sz w:val="20"/>
+                <w:szCs w:val="20"/>
                 <w:lang w:val="uk-UA"/>
               </w:rPr>
               <w:t xml:space="preserve">Адреса для листування: </w:t>
@@ -5972,8 +6160,8 @@
                 <w:rPr>
                   <w:b w:val="0"/>
                   <w:bCs w:val="0"/>
-                  <w:sz w:val="16"/>
-                  <w:szCs w:val="16"/>
+                  <w:sz w:val="20"/>
+                  <w:szCs w:val="20"/>
                   <w:lang w:val="uk-UA"/>
                 </w:rPr>
                 <w:alias w:val="CstCorrespAddress"/>
@@ -5986,6 +6174,7 @@
                 <w15:appearance w15:val="tags"/>
                 <w:text/>
               </w:sdtPr>
+              <w:sdtEndPr/>
               <w:sdtContent>
                 <w:r>
                   <w:rPr>
@@ -6001,16 +6190,16 @@
               <w:ind w:right="-108"/>
               <w:rPr>
                 <w:b w:val="0"/>
-                <w:sz w:val="16"/>
-                <w:szCs w:val="16"/>
+                <w:sz w:val="20"/>
+                <w:szCs w:val="20"/>
                 <w:lang w:val="uk-UA"/>
               </w:rPr>
             </w:pPr>
             <w:proofErr w:type="spellStart"/>
             <w:r>
               <w:rPr>
-                <w:sz w:val="16"/>
-                <w:szCs w:val="16"/>
+                <w:sz w:val="20"/>
+                <w:szCs w:val="20"/>
                 <w:lang w:val="uk-UA"/>
               </w:rPr>
               <w:t>Тел</w:t>
@@ -6018,8 +6207,8 @@
             <w:proofErr w:type="spellEnd"/>
             <w:r>
               <w:rPr>
-                <w:sz w:val="16"/>
-                <w:szCs w:val="16"/>
+                <w:sz w:val="20"/>
+                <w:szCs w:val="20"/>
                 <w:lang w:val="uk-UA"/>
               </w:rPr>
               <w:t xml:space="preserve">.: </w:t>
@@ -6028,8 +6217,8 @@
               <w:sdtPr>
                 <w:rPr>
                   <w:b w:val="0"/>
-                  <w:sz w:val="16"/>
-                  <w:szCs w:val="16"/>
+                  <w:sz w:val="20"/>
+                  <w:szCs w:val="20"/>
                   <w:lang w:val="uk-UA"/>
                 </w:rPr>
                 <w:alias w:val="CstPhone"/>
@@ -6042,6 +6231,7 @@
                 <w15:appearance w15:val="tags"/>
                 <w:text/>
               </w:sdtPr>
+              <w:sdtEndPr/>
               <w:sdtContent>
                 <w:r>
                   <w:rPr>
@@ -6057,34 +6247,50 @@
               <w:ind w:right="-108"/>
               <w:rPr>
                 <w:b w:val="0"/>
-                <w:sz w:val="16"/>
-                <w:szCs w:val="16"/>
+                <w:sz w:val="20"/>
+                <w:szCs w:val="20"/>
                 <w:lang w:val="uk-UA"/>
               </w:rPr>
             </w:pPr>
             <w:r>
               <w:rPr>
-                <w:sz w:val="16"/>
-                <w:szCs w:val="16"/>
+                <w:sz w:val="20"/>
+                <w:szCs w:val="20"/>
                 <w:lang w:val="uk-UA"/>
               </w:rPr>
-              <w:t>факс:_____________________________</w:t>
+              <w:t>факс:</w:t>
             </w:r>
+            <w:r>
+              <w:rPr>
+                <w:sz w:val="20"/>
+                <w:szCs w:val="20"/>
+                <w:lang w:val="uk-UA"/>
+              </w:rPr>
+              <w:t xml:space="preserve"> </w:t>
+            </w:r>
+            <w:r>
+              <w:rPr>
+                <w:sz w:val="20"/>
+                <w:szCs w:val="20"/>
+                <w:lang w:val="uk-UA"/>
+              </w:rPr>
+              <w:t>_____________________________</w:t>
+            </w:r>
           </w:p>
           <w:p>
             <w:pPr>
               <w:ind w:right="-108"/>
               <w:rPr>
                 <w:b w:val="0"/>
-                <w:sz w:val="16"/>
-                <w:szCs w:val="16"/>
+                <w:sz w:val="20"/>
+                <w:szCs w:val="20"/>
                 <w:lang w:val="uk-UA"/>
               </w:rPr>
             </w:pPr>
             <w:r>
               <w:rPr>
-                <w:sz w:val="16"/>
-                <w:szCs w:val="16"/>
+                <w:sz w:val="20"/>
+                <w:szCs w:val="20"/>
                 <w:lang w:val="uk-UA"/>
               </w:rPr>
               <w:t xml:space="preserve">Код ЄДРПОУ: </w:t>
@@ -6094,8 +6300,8 @@
                 <w:rPr>
                   <w:b w:val="0"/>
                   <w:bCs w:val="0"/>
-                  <w:sz w:val="16"/>
-                  <w:szCs w:val="16"/>
+                  <w:sz w:val="20"/>
+                  <w:szCs w:val="20"/>
                   <w:lang w:val="uk-UA"/>
                 </w:rPr>
                 <w:alias w:val="CstEDRPOU"/>
@@ -6108,6 +6314,7 @@
                 <w15:appearance w15:val="tags"/>
                 <w:text/>
               </w:sdtPr>
+              <w:sdtEndPr/>
               <w:sdtContent>
                 <w:r>
                   <w:rPr>
@@ -6123,26 +6330,42 @@
               <w:ind w:right="-108"/>
               <w:rPr>
                 <w:b w:val="0"/>
-                <w:sz w:val="16"/>
-                <w:szCs w:val="16"/>
+                <w:sz w:val="20"/>
+                <w:szCs w:val="20"/>
                 <w:lang w:val="uk-UA"/>
               </w:rPr>
             </w:pPr>
             <w:r>
               <w:rPr>
-                <w:sz w:val="16"/>
-                <w:szCs w:val="16"/>
+                <w:sz w:val="20"/>
+                <w:szCs w:val="20"/>
                 <w:lang w:val="uk-UA"/>
               </w:rPr>
-              <w:t xml:space="preserve">Банк </w:t>
+              <w:t>Банк</w:t>
+            </w:r>
+            <w:r>
+              <w:rPr>
+                <w:sz w:val="20"/>
+                <w:szCs w:val="20"/>
+                <w:lang w:val="uk-UA"/>
+              </w:rPr>
+              <w:t>:</w:t>
+            </w:r>
+            <w:r>
+              <w:rPr>
+                <w:sz w:val="20"/>
+                <w:szCs w:val="20"/>
+                <w:lang w:val="uk-UA"/>
+              </w:rPr>
+              <w:t xml:space="preserve"> </w:t>
             </w:r>
             <w:sdt>
               <w:sdtPr>
                 <w:rPr>
                   <w:b w:val="0"/>
                   <w:bCs w:val="0"/>
-                  <w:sz w:val="16"/>
-                  <w:szCs w:val="16"/>
+                  <w:sz w:val="20"/>
+                  <w:szCs w:val="20"/>
                   <w:lang w:val="uk-UA"/>
                 </w:rPr>
                 <w:alias w:val="CstBankName"/>
@@ -6155,6 +6378,7 @@
                 <w15:appearance w15:val="tags"/>
                 <w:text/>
               </w:sdtPr>
+              <w:sdtEndPr/>
               <w:sdtContent>
                 <w:r>
                   <w:rPr>
@@ -6170,15 +6394,15 @@
               <w:ind w:right="-108"/>
               <w:rPr>
                 <w:b w:val="0"/>
-                <w:sz w:val="16"/>
-                <w:szCs w:val="16"/>
+                <w:sz w:val="20"/>
+                <w:szCs w:val="20"/>
                 <w:lang w:val="uk-UA"/>
               </w:rPr>
             </w:pPr>
             <w:r>
               <w:rPr>
-                <w:sz w:val="16"/>
-                <w:szCs w:val="16"/>
+                <w:sz w:val="20"/>
+                <w:szCs w:val="20"/>
                 <w:lang w:val="uk-UA"/>
               </w:rPr>
               <w:t xml:space="preserve">МФО: </w:t>
@@ -6188,8 +6412,8 @@
                 <w:rPr>
                   <w:b w:val="0"/>
                   <w:bCs w:val="0"/>
-                  <w:sz w:val="16"/>
-                  <w:szCs w:val="16"/>
+                  <w:sz w:val="20"/>
+                  <w:szCs w:val="20"/>
                   <w:lang w:val="uk-UA"/>
                 </w:rPr>
                 <w:alias w:val="CstBankMFO"/>
@@ -6202,6 +6426,7 @@
                 <w15:appearance w15:val="tags"/>
                 <w:text/>
               </w:sdtPr>
+              <w:sdtEndPr/>
               <w:sdtContent>
                 <w:r>
                   <w:rPr>
@@ -6217,15 +6442,15 @@
               <w:ind w:right="-108"/>
               <w:rPr>
                 <w:b w:val="0"/>
-                <w:sz w:val="16"/>
-                <w:szCs w:val="16"/>
+                <w:sz w:val="20"/>
+                <w:szCs w:val="20"/>
                 <w:lang w:val="uk-UA"/>
               </w:rPr>
             </w:pPr>
             <w:r>
               <w:rPr>
-                <w:sz w:val="16"/>
-                <w:szCs w:val="16"/>
+                <w:sz w:val="20"/>
+                <w:szCs w:val="20"/>
                 <w:lang w:val="uk-UA"/>
               </w:rPr>
               <w:t xml:space="preserve">р/р </w:t>
@@ -6235,8 +6460,8 @@
                 <w:rPr>
                   <w:b w:val="0"/>
                   <w:bCs w:val="0"/>
-                  <w:sz w:val="16"/>
-                  <w:szCs w:val="16"/>
+                  <w:sz w:val="20"/>
+                  <w:szCs w:val="20"/>
                   <w:lang w:val="uk-UA"/>
                 </w:rPr>
                 <w:alias w:val="CstAcc"/>
@@ -6249,6 +6474,7 @@
                 <w15:appearance w15:val="tags"/>
                 <w:text/>
               </w:sdtPr>
+              <w:sdtEndPr/>
               <w:sdtContent>
                 <w:r>
                   <w:rPr>
@@ -6264,15 +6490,15 @@
               <w:ind w:right="-108"/>
               <w:rPr>
                 <w:b w:val="0"/>
-                <w:sz w:val="16"/>
-                <w:szCs w:val="16"/>
+                <w:sz w:val="20"/>
+                <w:szCs w:val="20"/>
                 <w:lang w:val="uk-UA"/>
               </w:rPr>
             </w:pPr>
             <w:r>
               <w:rPr>
-                <w:sz w:val="16"/>
-                <w:szCs w:val="16"/>
+                <w:sz w:val="20"/>
+                <w:szCs w:val="20"/>
                 <w:lang w:val="uk-UA"/>
               </w:rPr>
               <w:t xml:space="preserve">Свідоцтво № </w:t>
@@ -6282,24 +6508,26 @@
                 <w:rPr>
                   <w:b w:val="0"/>
                   <w:bCs w:val="0"/>
-                  <w:sz w:val="16"/>
-                  <w:szCs w:val="16"/>
+                  <w:sz w:val="20"/>
+                  <w:szCs w:val="20"/>
                   <w:lang w:val="uk-UA"/>
                 </w:rPr>
-                <w:alias w:val="CstAcc"/>
-                <w:tag w:val="CstAcc"/>
-                <w:id w:val="1575388416"/>
+                <w:alias w:val="CstRegNumber"/>
+                <w:tag w:val="CstRegNumber"/>
+                <w:id w:val="-1794891208"/>
                 <w:placeholder>
-                  <w:docPart w:val="979BC12AC6D24C1BAA1A3AA056D2C118"/>
+                  <w:docPart w:val="C7D42C9B72E54BB1A7E4A26AAA921928"/>
                 </w:placeholder>
                 <w:showingPlcHdr/>
                 <w15:appearance w15:val="tags"/>
                 <w:text/>
               </w:sdtPr>
+              <w:sdtEndPr/>
               <w:sdtContent>
                 <w:r>
                   <w:rPr>
                     <w:rStyle w:val="af2"/>
+                    <w:lang w:val="uk-UA"/>
                   </w:rPr>
                   <w:t>Место для ввода текста.</w:t>
                 </w:r>
@@ -6307,63 +6535,138 @@
             </w:sdt>
             <w:r>
               <w:rPr>
-                <w:sz w:val="16"/>
-                <w:szCs w:val="16"/>
+                <w:b w:val="0"/>
+                <w:sz w:val="20"/>
+                <w:szCs w:val="20"/>
                 <w:lang w:val="uk-UA"/>
               </w:rPr>
-              <w:t xml:space="preserve"> від </w:t>
+              <w:t xml:space="preserve"> від</w:t>
+            </w:r>
+            <w:r>
+              <w:rPr>
+                <w:b w:val="0"/>
+                <w:sz w:val="20"/>
+                <w:szCs w:val="20"/>
+                <w:lang w:val="uk-UA"/>
+              </w:rPr>
+              <w:t xml:space="preserve"> </w:t>
+            </w:r>
+            <w:sdt>
+              <w:sdtPr>
+                <w:rPr>
+                  <w:b w:val="0"/>
+                  <w:sz w:val="20"/>
+                  <w:szCs w:val="20"/>
+                  <w:lang w:val="uk-UA"/>
+                </w:rPr>
+                <w:alias w:val="CstRegData"/>
+                <w:tag w:val="CstRegData"/>
+                <w:id w:val="1267500302"/>
+                <w:placeholder>
+                  <w:docPart w:val="C7D42C9B72E54BB1A7E4A26AAA921928"/>
+                </w:placeholder>
+                <w:showingPlcHdr/>
+                <w15:appearance w15:val="tags"/>
+                <w:text/>
+              </w:sdtPr>
+              <w:sdtEndPr/>
+              <w:sdtContent>
+                <w:r>
+                  <w:rPr>
+                    <w:rStyle w:val="af2"/>
+                    <w:lang w:val="uk-UA"/>
+                  </w:rPr>
+                  <w:t>Место для ввода текста.</w:t>
+                </w:r>
+              </w:sdtContent>
+            </w:sdt>
+            <w:r>
+              <w:rPr>
+                <w:sz w:val="20"/>
+                <w:szCs w:val="20"/>
+                <w:lang w:val="uk-UA"/>
+              </w:rPr>
+              <w:t xml:space="preserve"> </w:t>
+            </w:r>
+            <w:r>
+              <w:rPr>
+                <w:b w:val="0"/>
+                <w:sz w:val="20"/>
+                <w:szCs w:val="20"/>
+                <w:lang w:val="uk-UA"/>
+              </w:rPr>
+              <w:t>р.</w:t>
+            </w:r>
+          </w:p>
+          <w:p>
+            <w:pPr>
+              <w:ind w:right="-108"/>
+              <w:rPr>
+                <w:b w:val="0"/>
+                <w:sz w:val="20"/>
+                <w:szCs w:val="20"/>
+              </w:rPr>
+            </w:pPr>
+            <w:r>
+              <w:rPr>
+                <w:sz w:val="20"/>
+                <w:szCs w:val="20"/>
+                <w:lang w:val="uk-UA"/>
+              </w:rPr>
+              <w:t>Є платником</w:t>
+            </w:r>
+            <w:r>
+              <w:rPr>
+                <w:sz w:val="20"/>
+                <w:szCs w:val="20"/>
+              </w:rPr>
+              <w:t xml:space="preserve"> </w:t>
             </w:r>
             <w:sdt>
               <w:sdtPr>
                 <w:rPr>
                   <w:b w:val="0"/>
                   <w:bCs w:val="0"/>
-                  <w:sz w:val="16"/>
-                  <w:szCs w:val="16"/>
+                  <w:sz w:val="20"/>
+                  <w:szCs w:val="20"/>
                   <w:lang w:val="uk-UA"/>
                 </w:rPr>
-                <w:alias w:val="CstAcc"/>
-                <w:tag w:val="CstAcc"/>
-                <w:id w:val="1488436807"/>
+                <w:alias w:val="CstVATType"/>
+                <w:tag w:val="CstVATType"/>
+                <w:id w:val="25303977"/>
                 <w:placeholder>
-                  <w:docPart w:val="C0CAEAD552CA47DBA1A93F6BA9BFC952"/>
+                  <w:docPart w:val="145CB28E855F4965BF536FED1C73B3BA"/>
                 </w:placeholder>
                 <w:showingPlcHdr/>
                 <w15:appearance w15:val="tags"/>
                 <w:text/>
               </w:sdtPr>
+              <w:sdtEndPr/>
               <w:sdtContent>
                 <w:r>
                   <w:rPr>
                     <w:rStyle w:val="af2"/>
+                    <w:lang w:val="uk-UA"/>
                   </w:rPr>
                   <w:t>Место для ввода текста.</w:t>
                 </w:r>
               </w:sdtContent>
             </w:sdt>
+          </w:p>
+          <w:p>
+            <w:pPr>
+              <w:ind w:right="-108"/>
+              <w:rPr>
+                <w:b w:val="0"/>
+                <w:sz w:val="20"/>
+                <w:szCs w:val="20"/>
+                <w:lang w:val="uk-UA"/>
+              </w:rPr>
+            </w:pPr>
             <w:r>
               <w:rPr>
-                <w:sz w:val="16"/>
-                <w:szCs w:val="16"/>
-                <w:lang w:val="uk-UA"/>
-              </w:rPr>
-              <w:t xml:space="preserve"> р.</w:t>
-            </w:r>
-          </w:p>
-          <w:p>
-            <w:pPr>
-              <w:ind w:right="-108"/>
-              <w:rPr>
-                <w:b w:val="0"/>
-                <w:sz w:val="16"/>
-                <w:szCs w:val="16"/>
-                <w:lang w:val="uk-UA"/>
-              </w:rPr>
-            </w:pPr>
-            <w:r>
-              <w:rPr>
-                <w:sz w:val="16"/>
-                <w:szCs w:val="16"/>
+                <w:sz w:val="20"/>
+                <w:szCs w:val="20"/>
                 <w:lang w:val="uk-UA"/>
               </w:rPr>
               <w:t xml:space="preserve">Індивідуальний податковий № </w:t>
@@ -6373,8 +6676,8 @@
                 <w:rPr>
                   <w:b w:val="0"/>
                   <w:bCs w:val="0"/>
-                  <w:sz w:val="16"/>
-                  <w:szCs w:val="16"/>
+                  <w:sz w:val="20"/>
+                  <w:szCs w:val="20"/>
                   <w:lang w:val="uk-UA"/>
                 </w:rPr>
                 <w:alias w:val="CstVAT"/>
@@ -6387,6 +6690,7 @@
                 <w15:appearance w15:val="tags"/>
                 <w:text/>
               </w:sdtPr>
+              <w:sdtEndPr/>
               <w:sdtContent>
                 <w:r>
                   <w:rPr>
@@ -6402,87 +6706,50 @@
               <w:ind w:right="-108"/>
               <w:rPr>
                 <w:b w:val="0"/>
-                <w:sz w:val="16"/>
-                <w:szCs w:val="16"/>
+                <w:sz w:val="20"/>
+                <w:szCs w:val="20"/>
+                <w:lang w:val="uk-UA"/>
               </w:rPr>
             </w:pPr>
             <w:r>
               <w:rPr>
-                <w:sz w:val="16"/>
-                <w:szCs w:val="16"/>
+                <w:sz w:val="20"/>
+                <w:szCs w:val="20"/>
                 <w:lang w:val="uk-UA"/>
               </w:rPr>
-              <w:t>Є платником</w:t>
+              <w:t>http://</w:t>
             </w:r>
             <w:r>
               <w:rPr>
-                <w:sz w:val="16"/>
-                <w:szCs w:val="16"/>
+                <w:sz w:val="20"/>
+                <w:szCs w:val="20"/>
+                <w:lang w:val="uk-UA"/>
               </w:rPr>
               <w:t xml:space="preserve"> </w:t>
             </w:r>
-            <w:sdt>
-              <w:sdtPr>
-                <w:rPr>
-                  <w:b w:val="0"/>
-                  <w:bCs w:val="0"/>
-                  <w:sz w:val="16"/>
-                  <w:szCs w:val="16"/>
-                  <w:lang w:val="uk-UA"/>
-                </w:rPr>
-                <w:alias w:val="CstVATType"/>
-                <w:tag w:val="CstVATType"/>
-                <w:id w:val="25303977"/>
-                <w:placeholder>
-                  <w:docPart w:val="37D9E662CB8B438DA368DE7E71B0EAEB"/>
-                </w:placeholder>
-                <w:showingPlcHdr/>
-                <w15:appearance w15:val="tags"/>
-                <w:text/>
-              </w:sdtPr>
-              <w:sdtContent>
-                <w:r>
-                  <w:rPr>
-                    <w:rStyle w:val="af2"/>
-                  </w:rPr>
-                  <w:t>Место для ввода текста.</w:t>
-                </w:r>
-              </w:sdtContent>
-            </w:sdt>
+            <w:r>
+              <w:rPr>
+                <w:sz w:val="20"/>
+                <w:szCs w:val="20"/>
+                <w:lang w:val="uk-UA"/>
+              </w:rPr>
+              <w:t>_________________________________</w:t>
+            </w:r>
           </w:p>
           <w:p>
             <w:pPr>
               <w:ind w:right="-108"/>
               <w:rPr>
                 <w:b w:val="0"/>
-                <w:sz w:val="16"/>
-                <w:szCs w:val="16"/>
+                <w:sz w:val="20"/>
+                <w:szCs w:val="20"/>
                 <w:lang w:val="uk-UA"/>
               </w:rPr>
             </w:pPr>
             <w:r>
               <w:rPr>
-                <w:sz w:val="16"/>
-                <w:szCs w:val="16"/>
-                <w:lang w:val="uk-UA"/>
-              </w:rPr>
-              <w:t>http://_________________________________</w:t>
-            </w:r>
-          </w:p>
-          <w:p>
-            <w:pPr>
-              <w:ind w:right="-108"/>
-              <w:rPr>
-                <w:b w:val="0"/>
-                <w:sz w:val="16"/>
-                <w:szCs w:val="16"/>
-                <w:lang w:val="uk-UA"/>
-              </w:rPr>
-            </w:pPr>
-            <w:r>
-              <w:rPr>
-                <w:sz w:val="16"/>
-                <w:szCs w:val="16"/>
+                <w:sz w:val="20"/>
+                <w:szCs w:val="20"/>
                 <w:lang w:val="uk-UA"/>
               </w:rPr>
               <w:t>E-</w:t>
@@ -6490,8 +6757,8 @@
             <w:proofErr w:type="spellStart"/>
             <w:r>
               <w:rPr>
-                <w:sz w:val="16"/>
-                <w:szCs w:val="16"/>
+                <w:sz w:val="20"/>
+                <w:szCs w:val="20"/>
                 <w:lang w:val="uk-UA"/>
               </w:rPr>
               <w:t>mail</w:t>
@@ -6499,8 +6766,8 @@
             <w:proofErr w:type="spellEnd"/>
             <w:r>
               <w:rPr>
-                <w:sz w:val="16"/>
-                <w:szCs w:val="16"/>
+                <w:sz w:val="20"/>
+                <w:szCs w:val="20"/>
                 <w:lang w:val="uk-UA"/>
               </w:rPr>
               <w:t>: _______________________________</w:t>
@@ -6517,7 +6784,6 @@
                 <w:bCs w:val="0"/>
                 <w:sz w:val="20"/>
                 <w:szCs w:val="20"/>
-                <w:lang w:val="en-US"/>
               </w:rPr>
             </w:pPr>
           </w:p>
@@ -6565,6 +6831,7 @@
                       <w:sz w:val="18"/>
                       <w:szCs w:val="18"/>
                     </w:rPr>
+                    <w:lastRenderedPageBreak/>
                     <w:t>________________</w:t>
                   </w:r>
                   <w:r>
@@ -6657,8 +6924,8 @@
                   <w:pPr>
                     <w:rPr>
                       <w:color w:val="000000"/>
-                      <w:sz w:val="16"/>
-                      <w:szCs w:val="16"/>
+                      <w:sz w:val="18"/>
+                      <w:szCs w:val="18"/>
                     </w:rPr>
                   </w:pPr>
                   <w:r>
@@ -6680,12 +6947,11 @@
                   <w:sdt>
                     <w:sdtPr>
                       <w:rPr>
-                        <w:b w:val="0"/>
-                        <w:sz w:val="18"/>
-                        <w:szCs w:val="18"/>
+                        <w:sz w:val="20"/>
+                        <w:szCs w:val="20"/>
                       </w:rPr>
-                      <w:alias w:val="CstPerson"/>
-                      <w:tag w:val="CstPerson"/>
+                      <w:alias w:val="CstPerson1"/>
+                      <w:tag w:val="CstPerson1"/>
                       <w:id w:val="433098122"/>
                       <w:placeholder>
                         <w:docPart w:val="66E197218C774D2EB1DBCC7962488162"/>
@@ -6694,6 +6960,7 @@
                       <w15:appearance w15:val="tags"/>
                       <w:text/>
                     </w:sdtPr>
+                    <w:sdtEndPr/>
                     <w:sdtContent>
                       <w:r>
                         <w:rPr>
@@ -6712,15 +6979,6 @@
                     <w:t xml:space="preserve"> /</w:t>
                   </w:r>
                 </w:p>
-                <w:p>
-                  <w:pPr>
-                    <w:rPr>
-                      <w:color w:val="000000"/>
-                      <w:sz w:val="18"/>
-                      <w:szCs w:val="18"/>
-                    </w:rPr>
-                  </w:pPr>
-                </w:p>
               </w:tc>
             </w:tr>
           </w:tbl>
@@ -6732,19 +6990,13 @@
                 <w:sz w:val="20"/>
                 <w:szCs w:val="20"/>
                 <w:vertAlign w:val="superscript"/>
-                <w:lang w:val="en-US"/>
+                <w:lang w:val="ru-RU"/>
               </w:rPr>
             </w:pPr>
           </w:p>
         </w:tc>
       </w:tr>
       <w:tr>
-        <w:tblPrEx>
-          <w:tblCellMar>
-            <w:top w:w="0" w:type="dxa"/>
-            <w:bottom w:w="0" w:type="dxa"/>
-          </w:tblCellMar>
-        </w:tblPrEx>
         <w:trPr>
           <w:trHeight w:val="60"/>
         </w:trPr>
@@ -6778,6 +7030,7 @@
                 <w:szCs w:val="20"/>
                 <w:lang w:val="uk-UA"/>
               </w:rPr>
+              <w:lastRenderedPageBreak/>
               <w:t>Супроводження Договору здійснює:</w:t>
             </w:r>
           </w:p>
@@ -6991,7 +7244,6 @@
                 <w:szCs w:val="20"/>
                 <w:lang w:val="uk-UA"/>
               </w:rPr>
-              <w:lastRenderedPageBreak/>
               <w:t>Супроводження Договору здійснює:</w:t>
             </w:r>
           </w:p>
@@ -7052,6 +7304,7 @@
                 <w15:appearance w15:val="tags"/>
                 <w:text/>
               </w:sdtPr>
+              <w:sdtEndPr/>
               <w:sdtContent>
                 <w:r>
                   <w:rPr>
@@ -7082,7 +7335,6 @@
                 <w:szCs w:val="16"/>
                 <w:lang w:val="uk-UA" w:eastAsia="en-US"/>
               </w:rPr>
-              <w:lastRenderedPageBreak/>
               <w:t>тел</w:t>
             </w:r>
             <w:proofErr w:type="spellEnd"/>
@@ -7127,6 +7379,7 @@
                 <w15:appearance w15:val="tags"/>
                 <w:text/>
               </w:sdtPr>
+              <w:sdtEndPr/>
               <w:sdtContent>
                 <w:r>
                   <w:rPr>
@@ -7148,6 +7401,7 @@
           <w:b/>
           <w:sz w:val="22"/>
           <w:szCs w:val="22"/>
+          <w:lang w:val="ru-RU"/>
         </w:rPr>
         <w:sectPr>
           <w:headerReference w:type="default" r:id="rId11"/>
@@ -7158,8 +7412,6 @@
           <w:cols w:space="720"/>
         </w:sectPr>
       </w:pPr>
-      <w:bookmarkStart w:id="8" w:name="_GoBack"/>
-      <w:bookmarkEnd w:id="8"/>
     </w:p>
     <w:p>
       <w:pPr>
@@ -14468,16 +14720,7 @@
         <w:szCs w:val="16"/>
         <w:lang w:val="uk-UA"/>
       </w:rPr>
-      <w:t xml:space="preserve">                                         </w:t>
-    </w:r>
-    <w:r>
-      <w:rPr>
-        <w:b w:val="0"/>
-        <w:sz w:val="16"/>
-        <w:szCs w:val="16"/>
-        <w:lang w:val="uk-UA"/>
-      </w:rPr>
-      <w:t>МП                                                                                                                                            МП</w:t>
+      <w:t xml:space="preserve">                                         МП                                                                                                                                            МП</w:t>
     </w:r>
     <w:r>
       <w:rPr>
@@ -15127,12 +15370,15 @@
   </w:style>
   <w:style w:type="character" w:default="1" w:styleId="a0">
     <w:name w:val="Default Paragraph Font"/>
-    <w:aliases w:val=" Знак"/>
+    <w:uiPriority w:val="1"/>
     <w:semiHidden/>
+    <w:unhideWhenUsed/>
   </w:style>
   <w:style w:type="table" w:default="1" w:styleId="a1">
     <w:name w:val="Normal Table"/>
+    <w:uiPriority w:val="99"/>
     <w:semiHidden/>
+    <w:unhideWhenUsed/>
     <w:tblPr>
       <w:tblInd w:w="0" w:type="dxa"/>
       <w:tblCellMar>
@@ -15145,7 +15391,9 @@
   </w:style>
   <w:style w:type="numbering" w:default="1" w:styleId="a2">
     <w:name w:val="No List"/>
+    <w:uiPriority w:val="99"/>
     <w:semiHidden/>
+    <w:unhideWhenUsed/>
   </w:style>
   <w:style w:type="paragraph" w:styleId="a3">
     <w:name w:val="Body Text"/>
@@ -15215,7 +15463,6 @@
   </w:style>
   <w:style w:type="character" w:customStyle="1" w:styleId="a4">
     <w:name w:val="Основной текст Знак"/>
-    <w:aliases w:val=" Знак Знак"/>
     <w:link w:val="a3"/>
     <w:rsid w:val="00E57C25"/>
     <w:rPr>
@@ -15261,7 +15508,7 @@
       </w:tblBorders>
     </w:tblPr>
   </w:style>
-  <w:style w:type="paragraph" w:styleId="ac">
+  <w:style w:type="paragraph" w:customStyle="1" w:styleId="ac">
     <w:name w:val="Название"/>
     <w:basedOn w:val="a"/>
     <w:link w:val="ad"/>
@@ -15308,7 +15555,7 @@
     </w:rPr>
   </w:style>
   <w:style w:type="character" w:customStyle="1" w:styleId="1">
-    <w:name w:val=" Знак Знак1"/>
+    <w:name w:val="Знак Знак1"/>
     <w:rsid w:val="002F6174"/>
     <w:rPr>
       <w:rFonts w:eastAsia="MS Mincho"/>
@@ -16191,64 +16438,6 @@
     </w:docPart>
     <w:docPart>
       <w:docPartPr>
-        <w:name w:val="979BC12AC6D24C1BAA1A3AA056D2C118"/>
-        <w:category>
-          <w:name w:val="Общие"/>
-          <w:gallery w:val="placeholder"/>
-        </w:category>
-        <w:types>
-          <w:type w:val="bbPlcHdr"/>
-        </w:types>
-        <w:behaviors>
-          <w:behavior w:val="content"/>
-        </w:behaviors>
-        <w:guid w:val="{A9FE0284-45B3-4C77-9173-3BCDC0DC5AAA}"/>
-      </w:docPartPr>
-      <w:docPartBody>
-        <w:p>
-          <w:pPr>
-            <w:pStyle w:val="979BC12AC6D24C1BAA1A3AA056D2C118"/>
-          </w:pPr>
-          <w:r>
-            <w:rPr>
-              <w:rStyle w:val="a3"/>
-            </w:rPr>
-            <w:t>Место для ввода текста.</w:t>
-          </w:r>
-        </w:p>
-      </w:docPartBody>
-    </w:docPart>
-    <w:docPart>
-      <w:docPartPr>
-        <w:name w:val="C0CAEAD552CA47DBA1A93F6BA9BFC952"/>
-        <w:category>
-          <w:name w:val="Общие"/>
-          <w:gallery w:val="placeholder"/>
-        </w:category>
-        <w:types>
-          <w:type w:val="bbPlcHdr"/>
-        </w:types>
-        <w:behaviors>
-          <w:behavior w:val="content"/>
-        </w:behaviors>
-        <w:guid w:val="{3D6E4E33-5A91-4FC7-8A1D-E5EB2F16C74C}"/>
-      </w:docPartPr>
-      <w:docPartBody>
-        <w:p>
-          <w:pPr>
-            <w:pStyle w:val="C0CAEAD552CA47DBA1A93F6BA9BFC952"/>
-          </w:pPr>
-          <w:r>
-            <w:rPr>
-              <w:rStyle w:val="a3"/>
-            </w:rPr>
-            <w:t>Место для ввода текста.</w:t>
-          </w:r>
-        </w:p>
-      </w:docPartBody>
-    </w:docPart>
-    <w:docPart>
-      <w:docPartPr>
         <w:name w:val="35721B433E3447ED902C5C9ECE3BA0B3"/>
         <w:category>
           <w:name w:val="Общие"/>
@@ -16270,36 +16459,6 @@
           <w:r>
             <w:rPr>
               <w:rStyle w:val="a3"/>
-            </w:rPr>
-            <w:t>Место для ввода текста.</w:t>
-          </w:r>
-        </w:p>
-      </w:docPartBody>
-    </w:docPart>
-    <w:docPart>
-      <w:docPartPr>
-        <w:name w:val="37D9E662CB8B438DA368DE7E71B0EAEB"/>
-        <w:category>
-          <w:name w:val="Общие"/>
-          <w:gallery w:val="placeholder"/>
-        </w:category>
-        <w:types>
-          <w:type w:val="bbPlcHdr"/>
-        </w:types>
-        <w:behaviors>
-          <w:behavior w:val="content"/>
-        </w:behaviors>
-        <w:guid w:val="{07280AFC-A42C-4361-BCC5-C2971977AEDE}"/>
-      </w:docPartPr>
-      <w:docPartBody>
-        <w:p>
-          <w:pPr>
-            <w:pStyle w:val="37D9E662CB8B438DA368DE7E71B0EAEB"/>
-          </w:pPr>
-          <w:r>
-            <w:rPr>
-              <w:rStyle w:val="a3"/>
-              <w:lang w:val="uk-UA"/>
             </w:rPr>
             <w:t>Место для ввода текста.</w:t>
           </w:r>
@@ -16383,6 +16542,121 @@
         <w:p>
           <w:pPr>
             <w:pStyle w:val="021A694F853E4317BD54CB1911407B0E"/>
+          </w:pPr>
+          <w:r>
+            <w:rPr>
+              <w:rStyle w:val="a3"/>
+            </w:rPr>
+            <w:t>Место для ввода текста.</w:t>
+          </w:r>
+        </w:p>
+      </w:docPartBody>
+    </w:docPart>
+    <w:docPart>
+      <w:docPartPr>
+        <w:name w:val="C7D42C9B72E54BB1A7E4A26AAA921928"/>
+        <w:category>
+          <w:name w:val="Общие"/>
+          <w:gallery w:val="placeholder"/>
+        </w:category>
+        <w:types>
+          <w:type w:val="bbPlcHdr"/>
+        </w:types>
+        <w:behaviors>
+          <w:behavior w:val="content"/>
+        </w:behaviors>
+        <w:guid w:val="{C0792797-CDE7-426B-B060-A82974B93794}"/>
+      </w:docPartPr>
+      <w:docPartBody>
+        <w:p>
+          <w:pPr>
+            <w:pStyle w:val="C7D42C9B72E54BB1A7E4A26AAA921928"/>
+          </w:pPr>
+          <w:r>
+            <w:rPr>
+              <w:rStyle w:val="a3"/>
+              <w:lang w:val="uk-UA"/>
+            </w:rPr>
+            <w:t>Место для ввода текста.</w:t>
+          </w:r>
+        </w:p>
+      </w:docPartBody>
+    </w:docPart>
+    <w:docPart>
+      <w:docPartPr>
+        <w:name w:val="145CB28E855F4965BF536FED1C73B3BA"/>
+        <w:category>
+          <w:name w:val="Общие"/>
+          <w:gallery w:val="placeholder"/>
+        </w:category>
+        <w:types>
+          <w:type w:val="bbPlcHdr"/>
+        </w:types>
+        <w:behaviors>
+          <w:behavior w:val="content"/>
+        </w:behaviors>
+        <w:guid w:val="{8CA54A16-1026-4F96-92E6-E3B44E8875BA}"/>
+      </w:docPartPr>
+      <w:docPartBody>
+        <w:p>
+          <w:pPr>
+            <w:pStyle w:val="145CB28E855F4965BF536FED1C73B3BA"/>
+          </w:pPr>
+          <w:r>
+            <w:rPr>
+              <w:rStyle w:val="a3"/>
+              <w:lang w:val="uk-UA"/>
+            </w:rPr>
+            <w:t>Место для ввода текста.</w:t>
+          </w:r>
+        </w:p>
+      </w:docPartBody>
+    </w:docPart>
+    <w:docPart>
+      <w:docPartPr>
+        <w:name w:val="DefaultPlaceholder_-1854013436"/>
+        <w:category>
+          <w:name w:val="Общие"/>
+          <w:gallery w:val="placeholder"/>
+        </w:category>
+        <w:types>
+          <w:type w:val="bbPlcHdr"/>
+        </w:types>
+        <w:behaviors>
+          <w:behavior w:val="content"/>
+        </w:behaviors>
+        <w:guid w:val="{1A2EFF5C-5D98-4062-AADE-0D1171D8AD78}"/>
+      </w:docPartPr>
+      <w:docPartBody>
+        <w:p>
+          <w:r>
+            <w:rPr>
+              <w:rStyle w:val="a3"/>
+            </w:rPr>
+            <w:t>Выберите стандартный блок.</w:t>
+          </w:r>
+        </w:p>
+      </w:docPartBody>
+    </w:docPart>
+    <w:docPart>
+      <w:docPartPr>
+        <w:name w:val="FCA3C1AAD83344E2A8F91EF1B32FC467"/>
+        <w:category>
+          <w:name w:val="Общие"/>
+          <w:gallery w:val="placeholder"/>
+        </w:category>
+        <w:types>
+          <w:type w:val="bbPlcHdr"/>
+        </w:types>
+        <w:behaviors>
+          <w:behavior w:val="content"/>
+        </w:behaviors>
+        <w:guid w:val="{FBF2D5B7-00C0-4ED4-B8E3-A7DD3B6860F8}"/>
+      </w:docPartPr>
+      <w:docPartBody>
+        <w:p>
+          <w:pPr>
+            <w:pStyle w:val="FCA3C1AAD83344E2A8F91EF1B32FC467"/>
           </w:pPr>
           <w:r>
             <w:rPr>
@@ -16497,8 +16771,12 @@
   </w:compat>
   <w:rsids>
     <w:rsidRoot w:val="00BB07F3"/>
+    <w:rsid w:val="001737D3"/>
     <w:rsid w:val="00187055"/>
+    <w:rsid w:val="00327465"/>
+    <w:rsid w:val="005838C9"/>
     <w:rsid w:val="00BB07F3"/>
+    <w:rsid w:val="00D93EBD"/>
   </w:rsids>
   <m:mathPr>
     <m:mathFont m:val="Cambria Math"/>
@@ -16951,7 +17229,7 @@
     <w:basedOn w:val="a0"/>
     <w:uiPriority w:val="99"/>
     <w:semiHidden/>
-    <w:rsid w:val="00BB07F3"/>
+    <w:rsid w:val="00D93EBD"/>
     <w:rPr>
       <w:color w:val="808080"/>
     </w:rPr>
@@ -17075,6 +17353,21 @@
   <w:style w:type="paragraph" w:customStyle="1" w:styleId="021A694F853E4317BD54CB1911407B0E">
     <w:name w:val="021A694F853E4317BD54CB1911407B0E"/>
     <w:rsid w:val="00BB07F3"/>
+  </w:style>
+  <w:style w:type="paragraph" w:customStyle="1" w:styleId="C7D42C9B72E54BB1A7E4A26AAA921928">
+    <w:name w:val="C7D42C9B72E54BB1A7E4A26AAA921928"/>
+    <w:rsid w:val="005838C9"/>
+  </w:style>
+  <w:style w:type="paragraph" w:customStyle="1" w:styleId="145CB28E855F4965BF536FED1C73B3BA">
+    <w:name w:val="145CB28E855F4965BF536FED1C73B3BA"/>
+    <w:rsid w:val="001737D3"/>
+  </w:style>
+  <w:style w:type="paragraph" w:customStyle="1" w:styleId="FCA3C1AAD83344E2A8F91EF1B32FC467">
+    <w:name w:val="FCA3C1AAD83344E2A8F91EF1B32FC467"/>
+    <w:rsid w:val="00D93EBD"/>
+    <w:rPr>
+      <w:lang w:val="ru-UA" w:eastAsia="ru-UA"/>
+    </w:rPr>
   </w:style>
 </w:styles>
 </file>
@@ -17386,7 +17679,7 @@
 </file>
 
 <file path=customXml/itemProps1.xml><?xml version="1.0" encoding="utf-8"?>
-<ds:datastoreItem xmlns:ds="http://schemas.openxmlformats.org/officeDocument/2006/customXml" ds:itemID="{73F09C0C-91C3-4A00-84BF-E2D4206FBD55}">
+<ds:datastoreItem xmlns:ds="http://schemas.openxmlformats.org/officeDocument/2006/customXml" ds:itemID="{7FA7B6E6-6D56-41C9-A80A-432053D898C9}">
   <ds:schemaRefs>
     <ds:schemaRef ds:uri="http://schemas.openxmlformats.org/officeDocument/2006/bibliography"/>
   </ds:schemaRefs>
